--- a/resume/Sean-Pisano-Web-Developer-Resume.docx
+++ b/resume/Sean-Pisano-Web-Developer-Resume.docx
@@ -1,6 +1,6 @@
 
 <file path=word/document.xml><?xml version="1.0" encoding="utf-8"?>
-<w:document xmlns:wpc="http://schemas.microsoft.com/office/word/2010/wordprocessingCanvas" xmlns:mc="http://schemas.openxmlformats.org/markup-compatibility/2006" xmlns:o="urn:schemas-microsoft-com:office:office" xmlns:r="http://schemas.openxmlformats.org/officeDocument/2006/relationships" xmlns:m="http://schemas.openxmlformats.org/officeDocument/2006/math" xmlns:v="urn:schemas-microsoft-com:vml" xmlns:wp14="http://schemas.microsoft.com/office/word/2010/wordprocessingDrawing" xmlns:wp="http://schemas.openxmlformats.org/drawingml/2006/wordprocessingDrawing" xmlns:w10="urn:schemas-microsoft-com:office:word" xmlns:w="http://schemas.openxmlformats.org/wordprocessingml/2006/main" xmlns:w14="http://schemas.microsoft.com/office/word/2010/wordml" xmlns:w15="http://schemas.microsoft.com/office/word/2012/wordml" xmlns:wpg="http://schemas.microsoft.com/office/word/2010/wordprocessingGroup" xmlns:wpi="http://schemas.microsoft.com/office/word/2010/wordprocessingInk" xmlns:wne="http://schemas.microsoft.com/office/word/2006/wordml" xmlns:wps="http://schemas.microsoft.com/office/word/2010/wordprocessingShape" mc:Ignorable="w14 w15 wp14">
+<w:document xmlns:wpc="http://schemas.microsoft.com/office/word/2010/wordprocessingCanvas" xmlns:cx="http://schemas.microsoft.com/office/drawing/2014/chartex" xmlns:cx1="http://schemas.microsoft.com/office/drawing/2015/9/8/chartex" xmlns:cx2="http://schemas.microsoft.com/office/drawing/2015/10/21/chartex" xmlns:cx3="http://schemas.microsoft.com/office/drawing/2016/5/9/chartex" xmlns:cx4="http://schemas.microsoft.com/office/drawing/2016/5/10/chartex" xmlns:cx5="http://schemas.microsoft.com/office/drawing/2016/5/11/chartex" xmlns:cx6="http://schemas.microsoft.com/office/drawing/2016/5/12/chartex" xmlns:cx7="http://schemas.microsoft.com/office/drawing/2016/5/13/chartex" xmlns:cx8="http://schemas.microsoft.com/office/drawing/2016/5/14/chartex" xmlns:mc="http://schemas.openxmlformats.org/markup-compatibility/2006" xmlns:aink="http://schemas.microsoft.com/office/drawing/2016/ink" xmlns:am3d="http://schemas.microsoft.com/office/drawing/2017/model3d" xmlns:o="urn:schemas-microsoft-com:office:office" xmlns:r="http://schemas.openxmlformats.org/officeDocument/2006/relationships" xmlns:m="http://schemas.openxmlformats.org/officeDocument/2006/math" xmlns:v="urn:schemas-microsoft-com:vml" xmlns:wp14="http://schemas.microsoft.com/office/word/2010/wordprocessingDrawing" xmlns:wp="http://schemas.openxmlformats.org/drawingml/2006/wordprocessingDrawing" xmlns:w10="urn:schemas-microsoft-com:office:word" xmlns:w="http://schemas.openxmlformats.org/wordprocessingml/2006/main" xmlns:w14="http://schemas.microsoft.com/office/word/2010/wordml" xmlns:w15="http://schemas.microsoft.com/office/word/2012/wordml" xmlns:w16cid="http://schemas.microsoft.com/office/word/2016/wordml/cid" xmlns:w16se="http://schemas.microsoft.com/office/word/2015/wordml/symex" xmlns:wpg="http://schemas.microsoft.com/office/word/2010/wordprocessingGroup" xmlns:wpi="http://schemas.microsoft.com/office/word/2010/wordprocessingInk" xmlns:wne="http://schemas.microsoft.com/office/word/2006/wordml" xmlns:wps="http://schemas.microsoft.com/office/word/2010/wordprocessingShape" mc:Ignorable="w14 w15 w16se w16cid wp14">
   <w:body>
     <w:p>
       <w:pPr>
@@ -16,7 +16,7 @@
           <w:noProof/>
         </w:rPr>
         <w:drawing>
-          <wp:anchor distT="0" distB="0" distL="0" distR="0" simplePos="0" relativeHeight="268432655" behindDoc="1" locked="0" layoutInCell="1" allowOverlap="1">
+          <wp:anchor distT="0" distB="0" distL="0" distR="0" simplePos="0" relativeHeight="268432655" behindDoc="1" locked="0" layoutInCell="1" allowOverlap="1" wp14:anchorId="52384B9C" wp14:editId="21E2D9D2">
             <wp:simplePos x="0" y="0"/>
             <wp:positionH relativeFrom="page">
               <wp:posOffset>0</wp:posOffset>
@@ -91,10 +91,16 @@
     <w:p>
       <w:pPr>
         <w:pStyle w:val="Heading1"/>
+        <w:tabs>
+          <w:tab w:val="left" w:pos="1463"/>
+        </w:tabs>
         <w:ind w:left="177"/>
       </w:pPr>
       <w:r>
         <w:t>Skills</w:t>
+      </w:r>
+      <w:r>
+        <w:tab/>
       </w:r>
     </w:p>
     <w:p>
@@ -102,209 +108,91 @@
         <w:pStyle w:val="BodyText"/>
         <w:spacing w:before="138" w:line="249" w:lineRule="auto"/>
         <w:ind w:left="137" w:right="118"/>
-      </w:pPr>
-      <w:r>
-        <w:t xml:space="preserve">HTML, </w:t>
-      </w:r>
-      <w:r>
-        <w:t>CSS, JavaS</w:t>
-      </w:r>
-      <w:r>
-        <w:t xml:space="preserve">cript, Linux, Apache, MySQL, </w:t>
-      </w:r>
-      <w:r>
-        <w:rPr>
-          <w:spacing w:val="-7"/>
-        </w:rPr>
-        <w:t>PHP – {</w:t>
-      </w:r>
-      <w:r>
-        <w:rPr>
-          <w:spacing w:val="-6"/>
-        </w:rPr>
-        <w:t>LAMP</w:t>
-      </w:r>
-      <w:r>
-        <w:rPr>
-          <w:spacing w:val="-6"/>
-        </w:rPr>
-        <w:t>}</w:t>
-      </w:r>
-      <w:r>
-        <w:rPr>
-          <w:spacing w:val="-6"/>
-        </w:rPr>
+        <w:rPr>
+          <w:sz w:val="12"/>
+          <w:szCs w:val="12"/>
+        </w:rPr>
+      </w:pPr>
+      <w:r>
+        <w:t xml:space="preserve">LAMP - Linux, Apache, MySQL and PHP, HTML, </w:t>
+      </w:r>
+      <w:proofErr w:type="spellStart"/>
+      <w:r>
+        <w:t>xHtml</w:t>
+      </w:r>
+      <w:proofErr w:type="spellEnd"/>
+      <w:r>
+        <w:t xml:space="preserve">, CSS, Bootstrap, Foundation, </w:t>
+      </w:r>
+      <w:proofErr w:type="spellStart"/>
+      <w:r>
+        <w:t>Bulma</w:t>
+      </w:r>
+      <w:proofErr w:type="spellEnd"/>
+      <w:r>
+        <w:t>, Animate.css,</w:t>
+      </w:r>
+      <w:r>
+        <w:t xml:space="preserve"> </w:t>
+      </w:r>
+      <w:r>
+        <w:t xml:space="preserve">Font Awesome, Normalize, Loaders.css, Hint.css, Bourbon, Buttons, Sass, Less, JavaScript, ActionScript, </w:t>
+      </w:r>
+      <w:proofErr w:type="spellStart"/>
+      <w:r>
+        <w:t>JQuery</w:t>
+      </w:r>
+      <w:proofErr w:type="spellEnd"/>
+      <w:r>
         <w:t xml:space="preserve">, </w:t>
       </w:r>
-      <w:r>
-        <w:t>Bootstrap,</w:t>
-      </w:r>
-      <w:r>
-        <w:rPr>
-          <w:spacing w:val="-6"/>
-        </w:rPr>
-        <w:t xml:space="preserve"> </w:t>
-      </w:r>
       <w:proofErr w:type="spellStart"/>
       <w:r>
-        <w:rPr>
-          <w:spacing w:val="-6"/>
-        </w:rPr>
+        <w:t>Animsition</w:t>
+      </w:r>
+      <w:proofErr w:type="spellEnd"/>
+      <w:r>
+        <w:t xml:space="preserve">, Masonry, React, Bounce.js, </w:t>
+      </w:r>
+      <w:proofErr w:type="spellStart"/>
+      <w:r>
         <w:t>Toastr</w:t>
       </w:r>
       <w:proofErr w:type="spellEnd"/>
       <w:r>
-        <w:rPr>
-          <w:spacing w:val="-6"/>
-        </w:rPr>
-        <w:t xml:space="preserve">, </w:t>
-      </w:r>
-      <w:r>
-        <w:t xml:space="preserve"> </w:t>
-      </w:r>
-      <w:r>
-        <w:rPr>
-          <w:spacing w:val="-3"/>
-        </w:rPr>
-        <w:t xml:space="preserve">JQuery, </w:t>
-      </w:r>
-      <w:r>
-        <w:t xml:space="preserve">Masonry, </w:t>
+        <w:t>, D3.js, Chart.js, Google Charts, Angular.js, Vue.js. Gulp.js, Node.js</w:t>
+      </w:r>
+      <w:r>
+        <w:t>,</w:t>
+      </w:r>
+      <w:r>
+        <w:t xml:space="preserve"> Git, WordPress, Kentico, Windows, XAMPP, FileZilla, Sublime Text, Photoshop, Flash, Dreamweaver, Premiere, Illustrator,</w:t>
+      </w:r>
+      <w:r>
+        <w:t xml:space="preserve"> </w:t>
+      </w:r>
+      <w:r>
+        <w:t>SEO, SEM, Web Analytics, UI/UX, Responsive &amp; Adaptive Design</w:t>
+      </w:r>
+      <w:proofErr w:type="gramStart"/>
+      <w:r>
+        <w:t>, ,</w:t>
+      </w:r>
+      <w:proofErr w:type="gramEnd"/>
+      <w:r>
+        <w:t xml:space="preserve"> </w:t>
       </w:r>
       <w:proofErr w:type="spellStart"/>
       <w:r>
-        <w:t>ModalBox</w:t>
+        <w:t>Wordpress</w:t>
       </w:r>
       <w:proofErr w:type="spellEnd"/>
       <w:r>
-        <w:t>,</w:t>
-      </w:r>
-      <w:r>
-        <w:t xml:space="preserve"> Animate.css, Font Awesome, GitH</w:t>
-      </w:r>
-      <w:r>
-        <w:t xml:space="preserve">ub, </w:t>
-      </w:r>
-      <w:proofErr w:type="spellStart"/>
-      <w:r>
-        <w:t>Git</w:t>
-      </w:r>
-      <w:proofErr w:type="spellEnd"/>
-      <w:r>
-        <w:t xml:space="preserve"> workﬂows and supporti</w:t>
-      </w:r>
-      <w:r>
-        <w:t xml:space="preserve">ng tools, Ajax, WordPress CMS, </w:t>
-      </w:r>
-      <w:proofErr w:type="spellStart"/>
-      <w:r>
-        <w:t>Kentico</w:t>
-      </w:r>
-      <w:proofErr w:type="spellEnd"/>
-      <w:r>
-        <w:t xml:space="preserve"> CMS, </w:t>
-      </w:r>
-      <w:r>
-        <w:t>Windows, Brackets, Sublime, Adobe (</w:t>
-      </w:r>
-      <w:r>
-        <w:rPr>
-          <w:spacing w:val="-3"/>
-        </w:rPr>
-        <w:t xml:space="preserve">Dreamweaver, </w:t>
-      </w:r>
-      <w:r>
-        <w:t xml:space="preserve">Photoshop, </w:t>
-      </w:r>
-      <w:r>
-        <w:rPr>
-          <w:spacing w:val="-3"/>
-        </w:rPr>
-        <w:t xml:space="preserve">Illustrator, </w:t>
-      </w:r>
-      <w:r>
-        <w:t>Fireworks, Acrobat</w:t>
-      </w:r>
-      <w:r>
-        <w:t>,</w:t>
-      </w:r>
-      <w:r>
-        <w:t xml:space="preserve"> </w:t>
-      </w:r>
-      <w:r>
-        <w:t>Flash,</w:t>
-      </w:r>
-      <w:r>
-        <w:t xml:space="preserve"> </w:t>
-      </w:r>
-      <w:r>
-        <w:t>Premiere, Audition,</w:t>
-      </w:r>
-      <w:r>
-        <w:t>)</w:t>
-      </w:r>
-      <w:r>
-        <w:t xml:space="preserve"> Litmus,</w:t>
-      </w:r>
-      <w:r>
-        <w:t xml:space="preserve"> </w:t>
-      </w:r>
-      <w:proofErr w:type="spellStart"/>
-      <w:r>
-        <w:t>MailChimp</w:t>
-      </w:r>
-      <w:proofErr w:type="spellEnd"/>
-      <w:r>
-        <w:t xml:space="preserve">, </w:t>
-      </w:r>
-      <w:r>
-        <w:rPr>
-          <w:spacing w:val="-3"/>
-        </w:rPr>
-        <w:t xml:space="preserve">Web </w:t>
-      </w:r>
-      <w:r>
-        <w:t xml:space="preserve">Development, UI/UX Development, Mobile Design, Front End Development, </w:t>
-      </w:r>
-      <w:r>
-        <w:t xml:space="preserve">Email Development, </w:t>
-      </w:r>
-      <w:r>
-        <w:t>WordP</w:t>
-      </w:r>
-      <w:r>
-        <w:t>ress Development, Cross Browser Development</w:t>
-      </w:r>
-      <w:r>
-        <w:t xml:space="preserve">, </w:t>
-      </w:r>
-      <w:r>
-        <w:rPr>
-          <w:spacing w:val="-3"/>
-        </w:rPr>
-        <w:t>SEO</w:t>
-      </w:r>
-      <w:r>
-        <w:rPr>
-          <w:spacing w:val="-3"/>
-        </w:rPr>
-        <w:t>, Google A</w:t>
-      </w:r>
-      <w:r>
-        <w:rPr>
-          <w:spacing w:val="-3"/>
-        </w:rPr>
-        <w:t>nalytics</w:t>
-      </w:r>
-    </w:p>
-    <w:p>
-      <w:pPr>
-        <w:pStyle w:val="BodyText"/>
-        <w:spacing w:before="3"/>
-        <w:rPr>
-          <w:sz w:val="16"/>
-        </w:rPr>
-      </w:pPr>
+        <w:t xml:space="preserve"> Development</w:t>
+      </w:r>
+      <w:r>
+        <w:br/>
+      </w:r>
     </w:p>
     <w:p>
       <w:pPr>
@@ -317,13 +205,183 @@
     </w:p>
     <w:p>
       <w:pPr>
-        <w:pStyle w:val="BodyText"/>
-        <w:spacing w:before="8"/>
-        <w:rPr>
-          <w:b/>
+        <w:pStyle w:val="Heading2"/>
+        <w:tabs>
+          <w:tab w:val="left" w:pos="3279"/>
+          <w:tab w:val="left" w:pos="7491"/>
+        </w:tabs>
+        <w:rPr>
+          <w:bCs w:val="0"/>
           <w:sz w:val="20"/>
         </w:rPr>
       </w:pPr>
+    </w:p>
+    <w:p>
+      <w:pPr>
+        <w:pStyle w:val="Heading2"/>
+        <w:tabs>
+          <w:tab w:val="left" w:pos="3279"/>
+          <w:tab w:val="left" w:pos="7491"/>
+        </w:tabs>
+      </w:pPr>
+      <w:r>
+        <w:t>Self</w:t>
+      </w:r>
+      <w:r>
+        <w:rPr>
+          <w:spacing w:val="-3"/>
+        </w:rPr>
+        <w:t xml:space="preserve"> </w:t>
+      </w:r>
+      <w:r>
+        <w:t>Employed</w:t>
+      </w:r>
+      <w:r>
+        <w:tab/>
+      </w:r>
+      <w:r>
+        <w:t xml:space="preserve">Senior </w:t>
+      </w:r>
+      <w:r>
+        <w:rPr>
+          <w:spacing w:val="-3"/>
+        </w:rPr>
+        <w:t xml:space="preserve">Web </w:t>
+      </w:r>
+      <w:r>
+        <w:t>Developer</w:t>
+      </w:r>
+      <w:r>
+        <w:rPr>
+          <w:spacing w:val="-3"/>
+        </w:rPr>
+        <w:t xml:space="preserve"> </w:t>
+      </w:r>
+      <w:r>
+        <w:t>&amp;</w:t>
+      </w:r>
+      <w:r>
+        <w:rPr>
+          <w:spacing w:val="-2"/>
+        </w:rPr>
+        <w:t xml:space="preserve"> </w:t>
+      </w:r>
+      <w:r>
+        <w:t>Designer</w:t>
+      </w:r>
+      <w:r>
+        <w:tab/>
+      </w:r>
+      <w:r>
+        <w:rPr>
+          <w:position w:val="1"/>
+        </w:rPr>
+        <w:t>2001</w:t>
+      </w:r>
+      <w:r>
+        <w:rPr>
+          <w:position w:val="1"/>
+        </w:rPr>
+        <w:t xml:space="preserve"> -</w:t>
+      </w:r>
+      <w:r>
+        <w:rPr>
+          <w:spacing w:val="-9"/>
+          <w:position w:val="1"/>
+        </w:rPr>
+        <w:t xml:space="preserve"> </w:t>
+      </w:r>
+      <w:r>
+        <w:rPr>
+          <w:position w:val="1"/>
+        </w:rPr>
+        <w:t>present</w:t>
+      </w:r>
+    </w:p>
+    <w:p>
+      <w:pPr>
+        <w:pStyle w:val="BodyText"/>
+        <w:spacing w:before="157" w:line="235" w:lineRule="auto"/>
+        <w:ind w:left="216" w:right="606" w:hanging="89"/>
+      </w:pPr>
+      <w:r>
+        <w:rPr>
+          <w:position w:val="1"/>
+        </w:rPr>
+        <w:t xml:space="preserve">- </w:t>
+      </w:r>
+      <w:r>
+        <w:t>Managed, developed, and designed 150 projects for 30 companies and clients from prototyping and design to development and deployment</w:t>
+      </w:r>
+      <w:bookmarkStart w:id="0" w:name="_GoBack"/>
+      <w:bookmarkEnd w:id="0"/>
+    </w:p>
+    <w:p>
+      <w:pPr>
+        <w:pStyle w:val="BodyText"/>
+        <w:spacing w:before="18" w:line="267" w:lineRule="exact"/>
+        <w:ind w:left="128"/>
+      </w:pPr>
+      <w:r>
+        <w:rPr>
+          <w:position w:val="1"/>
+        </w:rPr>
+        <w:t xml:space="preserve">- </w:t>
+      </w:r>
+      <w:r>
+        <w:t>Created over 7,500 individual graphics, visuals, illustrations, logos, and print</w:t>
+      </w:r>
+    </w:p>
+    <w:p>
+      <w:pPr>
+        <w:pStyle w:val="BodyText"/>
+        <w:spacing w:before="34" w:line="235" w:lineRule="auto"/>
+        <w:ind w:left="216" w:right="237" w:hanging="89"/>
+      </w:pPr>
+      <w:r>
+        <w:rPr>
+          <w:position w:val="1"/>
+        </w:rPr>
+        <w:t xml:space="preserve">- </w:t>
+      </w:r>
+      <w:r>
+        <w:t>Spoke to clients to gather clear and concise requirements, provided thorough documentation, and created processes for updating and training the client teams to maintain products</w:t>
+      </w:r>
+    </w:p>
+    <w:p>
+      <w:pPr>
+        <w:pStyle w:val="BodyText"/>
+        <w:spacing w:before="28" w:line="257" w:lineRule="exact"/>
+        <w:ind w:left="128"/>
+      </w:pPr>
+      <w:r>
+        <w:rPr>
+          <w:position w:val="1"/>
+        </w:rPr>
+        <w:t xml:space="preserve">- </w:t>
+      </w:r>
+      <w:r>
+        <w:t xml:space="preserve">Created email templates and setup a process for sending emails to increase sales. </w:t>
+      </w:r>
+    </w:p>
+    <w:p>
+      <w:pPr>
+        <w:pStyle w:val="BodyText"/>
+        <w:spacing w:before="28" w:line="257" w:lineRule="exact"/>
+        <w:ind w:left="128"/>
+      </w:pPr>
+      <w:r>
+        <w:rPr>
+          <w:position w:val="1"/>
+        </w:rPr>
+        <w:t xml:space="preserve">- </w:t>
+      </w:r>
+      <w:r>
+        <w:t>Quickly and seamlessly converted PSD image templates to working HTML/CSS/JavaScript code</w:t>
+      </w:r>
+      <w:r>
+        <w:br/>
+      </w:r>
     </w:p>
     <w:p>
       <w:pPr>
@@ -364,19 +422,7 @@
         <w:rPr>
           <w:position w:val="1"/>
         </w:rPr>
-        <w:t>20</w:t>
-      </w:r>
-      <w:r>
-        <w:rPr>
-          <w:position w:val="1"/>
-        </w:rPr>
-        <w:t>12</w:t>
-      </w:r>
-      <w:r>
-        <w:rPr>
-          <w:position w:val="1"/>
-        </w:rPr>
-        <w:t xml:space="preserve"> -</w:t>
+        <w:t>2012 -</w:t>
       </w:r>
       <w:r>
         <w:rPr>
@@ -417,19 +463,10 @@
         <w:rPr>
           <w:position w:val="2"/>
         </w:rPr>
-        <w:t xml:space="preserve">  </w:t>
-      </w:r>
-      <w:r>
-        <w:rPr>
-          <w:position w:val="2"/>
-        </w:rPr>
-        <w:t xml:space="preserve">- </w:t>
-      </w:r>
-      <w:r>
-        <w:t>Led designers, marketing, analytics, and the IT department in</w:t>
-      </w:r>
-      <w:r>
-        <w:t xml:space="preserve"> creating a process to code and </w:t>
+        <w:t xml:space="preserve">  - </w:t>
+      </w:r>
+      <w:r>
+        <w:t xml:space="preserve">Led designers, marketing, analytics, and the IT department in creating a process to code and </w:t>
       </w:r>
     </w:p>
     <w:p>
@@ -439,12 +476,7 @@
         <w:ind w:firstLine="128"/>
       </w:pPr>
       <w:r>
-        <w:t xml:space="preserve">  </w:t>
-      </w:r>
-      <w:bookmarkStart w:id="0" w:name="_GoBack"/>
-      <w:bookmarkEnd w:id="0"/>
-      <w:r>
-        <w:t>send 25 emails in 7 days</w:t>
+        <w:t xml:space="preserve">  send 25 emails in 7 days</w:t>
       </w:r>
     </w:p>
     <w:p>
@@ -462,11 +494,19 @@
       <w:r>
         <w:t xml:space="preserve">Stack: HTML, CSS, JavaScript, </w:t>
       </w:r>
+      <w:proofErr w:type="spellStart"/>
       <w:r>
         <w:rPr>
           <w:spacing w:val="-3"/>
         </w:rPr>
-        <w:t xml:space="preserve">JQuery, </w:t>
+        <w:t>JQuery</w:t>
+      </w:r>
+      <w:proofErr w:type="spellEnd"/>
+      <w:r>
+        <w:rPr>
+          <w:spacing w:val="-3"/>
+        </w:rPr>
+        <w:t xml:space="preserve">, </w:t>
       </w:r>
       <w:r>
         <w:t>Bootstrap, Masonry, Modal Box, Animate.css,</w:t>
@@ -502,189 +542,7 @@
         <w:ind w:left="128"/>
       </w:pPr>
       <w:r>
-        <w:t xml:space="preserve">  </w:t>
-      </w:r>
-      <w:r>
-        <w:t xml:space="preserve">Awesome, </w:t>
-      </w:r>
-      <w:proofErr w:type="spellStart"/>
-      <w:r>
-        <w:t>Kentico</w:t>
-      </w:r>
-      <w:proofErr w:type="spellEnd"/>
-      <w:r>
-        <w:t xml:space="preserve"> CMS </w:t>
-      </w:r>
-    </w:p>
-    <w:p>
-      <w:pPr>
-        <w:pStyle w:val="BodyText"/>
-        <w:spacing w:before="2"/>
-        <w:rPr>
-          <w:sz w:val="20"/>
-        </w:rPr>
-      </w:pPr>
-    </w:p>
-    <w:p>
-      <w:pPr>
-        <w:pStyle w:val="Heading2"/>
-        <w:tabs>
-          <w:tab w:val="left" w:pos="3279"/>
-          <w:tab w:val="left" w:pos="7491"/>
-        </w:tabs>
-      </w:pPr>
-      <w:r>
-        <w:t>Self</w:t>
-      </w:r>
-      <w:r>
-        <w:rPr>
-          <w:spacing w:val="-3"/>
-        </w:rPr>
-        <w:t xml:space="preserve"> </w:t>
-      </w:r>
-      <w:r>
-        <w:t>Employed</w:t>
-      </w:r>
-      <w:r>
-        <w:tab/>
-      </w:r>
-      <w:r>
-        <w:t xml:space="preserve">Senior </w:t>
-      </w:r>
-      <w:r>
-        <w:rPr>
-          <w:spacing w:val="-3"/>
-        </w:rPr>
-        <w:t xml:space="preserve">Web </w:t>
-      </w:r>
-      <w:r>
-        <w:t>Developer</w:t>
-      </w:r>
-      <w:r>
-        <w:rPr>
-          <w:spacing w:val="-3"/>
-        </w:rPr>
-        <w:t xml:space="preserve"> </w:t>
-      </w:r>
-      <w:r>
-        <w:t>&amp;</w:t>
-      </w:r>
-      <w:r>
-        <w:rPr>
-          <w:spacing w:val="-2"/>
-        </w:rPr>
-        <w:t xml:space="preserve"> </w:t>
-      </w:r>
-      <w:r>
-        <w:t>Designer</w:t>
-      </w:r>
-      <w:r>
-        <w:tab/>
-      </w:r>
-      <w:r>
-        <w:rPr>
-          <w:position w:val="1"/>
-        </w:rPr>
-        <w:t>2001</w:t>
-      </w:r>
-      <w:r>
-        <w:rPr>
-          <w:position w:val="1"/>
-        </w:rPr>
-        <w:t xml:space="preserve"> -</w:t>
-      </w:r>
-      <w:r>
-        <w:rPr>
-          <w:spacing w:val="-9"/>
-          <w:position w:val="1"/>
-        </w:rPr>
-        <w:t xml:space="preserve"> </w:t>
-      </w:r>
-      <w:r>
-        <w:rPr>
-          <w:position w:val="1"/>
-        </w:rPr>
-        <w:t>present</w:t>
-      </w:r>
-    </w:p>
-    <w:p>
-      <w:pPr>
-        <w:pStyle w:val="BodyText"/>
-        <w:spacing w:before="157" w:line="235" w:lineRule="auto"/>
-        <w:ind w:left="216" w:right="606" w:hanging="89"/>
-      </w:pPr>
-      <w:r>
-        <w:rPr>
-          <w:position w:val="1"/>
-        </w:rPr>
-        <w:t xml:space="preserve">- </w:t>
-      </w:r>
-      <w:r>
-        <w:t>Managed, developed, and designed 150 projects for 30 companies and clients from prototyping and design to development and deployment</w:t>
-      </w:r>
-    </w:p>
-    <w:p>
-      <w:pPr>
-        <w:pStyle w:val="BodyText"/>
-        <w:spacing w:before="18" w:line="267" w:lineRule="exact"/>
-        <w:ind w:left="128"/>
-      </w:pPr>
-      <w:r>
-        <w:rPr>
-          <w:position w:val="1"/>
-        </w:rPr>
-        <w:t xml:space="preserve">- </w:t>
-      </w:r>
-      <w:r>
-        <w:t>Created over 7,500 individual graphics, visuals, illustrations, logos, and print</w:t>
-      </w:r>
-    </w:p>
-    <w:p>
-      <w:pPr>
-        <w:pStyle w:val="BodyText"/>
-        <w:spacing w:before="34" w:line="235" w:lineRule="auto"/>
-        <w:ind w:left="216" w:right="237" w:hanging="89"/>
-      </w:pPr>
-      <w:r>
-        <w:rPr>
-          <w:position w:val="1"/>
-        </w:rPr>
-        <w:t xml:space="preserve">- </w:t>
-      </w:r>
-      <w:r>
-        <w:t>Spoke to clients to gather clear and concise requirements, provided thorough documentation, and created processes for updating and training the client teams to maintain products</w:t>
-      </w:r>
-    </w:p>
-    <w:p>
-      <w:pPr>
-        <w:pStyle w:val="BodyText"/>
-        <w:spacing w:before="28" w:line="257" w:lineRule="exact"/>
-        <w:ind w:left="128"/>
-      </w:pPr>
-      <w:r>
-        <w:rPr>
-          <w:position w:val="1"/>
-        </w:rPr>
-        <w:t xml:space="preserve">- </w:t>
-      </w:r>
-      <w:r>
-        <w:t xml:space="preserve">Created email templates and setup a process for sending emails to increase sales. </w:t>
-      </w:r>
-    </w:p>
-    <w:p>
-      <w:pPr>
-        <w:pStyle w:val="BodyText"/>
-        <w:spacing w:before="28" w:line="257" w:lineRule="exact"/>
-        <w:ind w:left="128"/>
-      </w:pPr>
-      <w:r>
-        <w:rPr>
-          <w:position w:val="1"/>
-        </w:rPr>
-        <w:t xml:space="preserve">- </w:t>
-      </w:r>
-      <w:r>
-        <w:t>Quickly and seamlessly converted PSD image templates to working HTML/CSS/JavaScript code</w:t>
+        <w:t xml:space="preserve">  Awesome, Kentico CMS </w:t>
       </w:r>
     </w:p>
     <w:p>
@@ -949,7 +807,8 @@
         <w:pStyle w:val="BodyText"/>
         <w:spacing w:before="1"/>
         <w:rPr>
-          <w:sz w:val="16"/>
+          <w:sz w:val="12"/>
+          <w:szCs w:val="12"/>
         </w:rPr>
       </w:pPr>
     </w:p>
@@ -1100,7 +959,7 @@
 </file>
 
 <file path=word/styles.xml><?xml version="1.0" encoding="utf-8"?>
-<w:styles xmlns:mc="http://schemas.openxmlformats.org/markup-compatibility/2006" xmlns:r="http://schemas.openxmlformats.org/officeDocument/2006/relationships" xmlns:w="http://schemas.openxmlformats.org/wordprocessingml/2006/main" xmlns:w14="http://schemas.microsoft.com/office/word/2010/wordml" xmlns:w15="http://schemas.microsoft.com/office/word/2012/wordml" mc:Ignorable="w14 w15">
+<w:styles xmlns:mc="http://schemas.openxmlformats.org/markup-compatibility/2006" xmlns:r="http://schemas.openxmlformats.org/officeDocument/2006/relationships" xmlns:w="http://schemas.openxmlformats.org/wordprocessingml/2006/main" xmlns:w14="http://schemas.microsoft.com/office/word/2010/wordml" xmlns:w15="http://schemas.microsoft.com/office/word/2012/wordml" xmlns:w16cid="http://schemas.microsoft.com/office/word/2016/wordml/cid" xmlns:w16se="http://schemas.microsoft.com/office/word/2015/wordml/symex" mc:Ignorable="w14 w15 w16se w16cid">
   <w:docDefaults>
     <w:rPrDefault>
       <w:rPr>
@@ -1118,7 +977,7 @@
       </w:pPr>
     </w:pPrDefault>
   </w:docDefaults>
-  <w:latentStyles w:defLockedState="0" w:defUIPriority="99" w:defSemiHidden="0" w:defUnhideWhenUsed="0" w:defQFormat="0" w:count="371">
+  <w:latentStyles w:defLockedState="0" w:defUIPriority="99" w:defSemiHidden="0" w:defUnhideWhenUsed="0" w:defQFormat="0" w:count="375">
     <w:lsdException w:name="Normal" w:uiPriority="0" w:qFormat="1"/>
     <w:lsdException w:name="heading 1" w:uiPriority="9" w:qFormat="1"/>
     <w:lsdException w:name="heading 2" w:semiHidden="1" w:uiPriority="9" w:unhideWhenUsed="1" w:qFormat="1"/>
@@ -1490,6 +1349,10 @@
     <w:lsdException w:name="List Table 5 Dark Accent 6" w:uiPriority="50"/>
     <w:lsdException w:name="List Table 6 Colorful Accent 6" w:uiPriority="51"/>
     <w:lsdException w:name="List Table 7 Colorful Accent 6" w:uiPriority="52"/>
+    <w:lsdException w:name="Mention" w:semiHidden="1" w:unhideWhenUsed="1"/>
+    <w:lsdException w:name="Smart Hyperlink" w:semiHidden="1" w:unhideWhenUsed="1"/>
+    <w:lsdException w:name="Hashtag" w:semiHidden="1" w:unhideWhenUsed="1"/>
+    <w:lsdException w:name="Unresolved Mention" w:semiHidden="1" w:unhideWhenUsed="1"/>
   </w:latentStyles>
   <w:style w:type="paragraph" w:default="1" w:styleId="Normal">
     <w:name w:val="Normal"/>

--- a/resume/Sean-Pisano-Web-Developer-Resume.docx
+++ b/resume/Sean-Pisano-Web-Developer-Resume.docx
@@ -16,13 +16,13 @@
           <w:noProof/>
         </w:rPr>
         <w:drawing>
-          <wp:anchor distT="0" distB="0" distL="0" distR="0" simplePos="0" relativeHeight="268432655" behindDoc="1" locked="0" layoutInCell="1" allowOverlap="1" wp14:anchorId="52384B9C" wp14:editId="21E2D9D2">
+          <wp:anchor distT="0" distB="0" distL="0" distR="0" simplePos="0" relativeHeight="268432655" behindDoc="1" locked="0" layoutInCell="1" allowOverlap="1" wp14:anchorId="52384B9C" wp14:editId="242264BD">
             <wp:simplePos x="0" y="0"/>
             <wp:positionH relativeFrom="page">
               <wp:posOffset>0</wp:posOffset>
             </wp:positionH>
             <wp:positionV relativeFrom="page">
-              <wp:posOffset>-13017</wp:posOffset>
+              <wp:posOffset>-40957</wp:posOffset>
             </wp:positionV>
             <wp:extent cx="7772400" cy="10058400"/>
             <wp:effectExtent l="0" t="0" r="0" b="0"/>
@@ -72,7 +72,15 @@
         </w:r>
       </w:hyperlink>
       <w:r>
-        <w:t>| SeanPisano.com | (347) 789 - 7276 seanpisano.github.io | linkedin.com/in/</w:t>
+        <w:t>| SeanPisano.com | (</w:t>
+      </w:r>
+      <w:bookmarkStart w:id="0" w:name="_GoBack"/>
+      <w:r>
+        <w:t xml:space="preserve">347) 789 - 7276 </w:t>
+      </w:r>
+      <w:bookmarkEnd w:id="0"/>
+      <w:r>
+        <w:t>seanpisano.github.io | linkedin.com/in/</w:t>
       </w:r>
       <w:proofErr w:type="spellStart"/>
       <w:r>
@@ -172,23 +180,19 @@
         <w:t xml:space="preserve"> </w:t>
       </w:r>
       <w:r>
-        <w:t>SEO, SEM, Web Analytics, UI/UX, Responsive &amp; Adaptive Design</w:t>
-      </w:r>
-      <w:proofErr w:type="gramStart"/>
-      <w:r>
-        <w:t>, ,</w:t>
-      </w:r>
-      <w:proofErr w:type="gramEnd"/>
-      <w:r>
-        <w:t xml:space="preserve"> </w:t>
-      </w:r>
-      <w:proofErr w:type="spellStart"/>
-      <w:r>
-        <w:t>Wordpress</w:t>
-      </w:r>
-      <w:proofErr w:type="spellEnd"/>
-      <w:r>
-        <w:t xml:space="preserve"> Development</w:t>
+        <w:t>SEO, SEM, Web Analytics, UI/UX, Responsive &amp; Adaptive Design,</w:t>
+      </w:r>
+      <w:r>
+        <w:t xml:space="preserve"> </w:t>
+      </w:r>
+      <w:r>
+        <w:t>Word</w:t>
+      </w:r>
+      <w:r>
+        <w:t>P</w:t>
+      </w:r>
+      <w:r>
+        <w:t>ress Development</w:t>
       </w:r>
       <w:r>
         <w:br/>
@@ -313,8 +317,6 @@
       <w:r>
         <w:t>Managed, developed, and designed 150 projects for 30 companies and clients from prototyping and design to development and deployment</w:t>
       </w:r>
-      <w:bookmarkStart w:id="0" w:name="_GoBack"/>
-      <w:bookmarkEnd w:id="0"/>
     </w:p>
     <w:p>
       <w:pPr>
